--- a/ru/wisdom-stories/rose.docx
+++ b/ru/wisdom-stories/rose.docx
@@ -4,92 +4,51 @@
   <w:body>
     <w:p>
       <w:pPr>
-        <w:spacing w:before="0" w:after="60"/>
-        <w:jc w:val="left"/>
+        <w:pStyle w:val="Title"/>
       </w:pPr>
       <w:r>
-        <w:rPr>
-          <w:rFonts w:ascii="Arial" w:hAnsi="Arial" w:eastAsia="Arial"/>
-          <w:i w:val="0"/>
-          <w:color w:val="000000"/>
-          <w:sz w:val="52"/>
-        </w:rPr>
         <w:t>Роза</w:t>
       </w:r>
     </w:p>
     <w:p>
       <w:pPr>
-        <w:jc w:val="left"/>
+        <w:keepNext/>
       </w:pPr>
       <w:r>
-        <w:rPr>
-          <w:rFonts w:ascii="Arial" w:hAnsi="Arial" w:eastAsia="Arial"/>
-          <w:i w:val="0"/>
-          <w:color w:val="000000"/>
-          <w:sz w:val="22"/>
-        </w:rPr>
         <w:t>Если поливать розу слишком много, она сгниет; если поливать слишком мало, она завянет; если поливать правильно, она будет жить.</w:t>
       </w:r>
     </w:p>
     <w:p>
       <w:pPr>
-        <w:pStyle w:val="Moral"/>
         <w:keepNext/>
         <w:keepLines/>
-        <w:widowControl/>
-        <w:spacing w:before="240" w:after="180" w:line="283" w:lineRule="auto"/>
-        <w:ind w:left="240" w:right="240"/>
-        <w:jc w:val="left"/>
-        <w:pBdr>
-          <w:top w:val="single" w:sz="8" w:space="7" w:color="E8D59A"/>
-          <w:left w:val="single" w:sz="32" w:space="11" w:color="C6A23A"/>
-          <w:bottom w:val="single" w:sz="8" w:space="7" w:color="E8D59A"/>
-          <w:right w:val="single" w:sz="8" w:space="11" w:color="E8D59A"/>
-        </w:pBdr>
-        <w:shd w:val="clear" w:color="auto" w:fill="FFF8E1"/>
+        <w:spacing w:before="160"/>
       </w:pPr>
       <w:r>
         <w:rPr>
-          <w:rFonts w:ascii="Arial" w:hAnsi="Arial" w:eastAsia="Arial" w:cs="Arial"/>
           <w:b/>
-          <w:i w:val="0"/>
-          <w:color w:val="9A7417"/>
-          <w:sz w:val="22"/>
         </w:rPr>
-        <w:t xml:space="preserve">Мораль: </w:t>
+        <w:t>Мораль:</w:t>
       </w:r>
       <w:r>
-        <w:rPr>
-          <w:rFonts w:ascii="Arial" w:hAnsi="Arial" w:eastAsia="Arial" w:cs="Arial"/>
-          <w:b w:val="0"/>
-          <w:i w:val="0"/>
-          <w:color w:val="3F3826"/>
-          <w:sz w:val="22"/>
-        </w:rPr>
-        <w:t>В любви и воспитании умеренность – залог успеха. Ни чрезмерное давление, ни безразличие – умеренная забота сохраняет ее живой.</w:t>
+        <w:t xml:space="preserve"> И любви, и воспитанию нужна мера. Забота поддерживает, а чрезмерное давление и равнодушие одинаково губительны.</w:t>
       </w:r>
     </w:p>
     <w:p>
       <w:pPr>
-        <w:keepLines/>
-        <w:widowControl/>
-        <w:spacing w:before="60" w:after="0" w:line="240" w:lineRule="auto"/>
-        <w:jc w:val="right"/>
+        <w:spacing w:after="80"/>
       </w:pPr>
       <w:r>
         <w:rPr>
-          <w:rFonts w:ascii="Arial" w:hAnsi="Arial" w:eastAsia="Arial" w:cs="Arial"/>
-          <w:b w:val="0"/>
           <w:i/>
-          <w:color w:val="8A7950"/>
-          <w:sz w:val="17"/>
+          <w:sz w:val="18"/>
         </w:rPr>
         <w:t>«История взята из открытых источников Интернета.»</w:t>
       </w:r>
     </w:p>
     <w:sectPr>
-      <w:pgSz w:w="12240" w:h="15840"/>
-      <w:pgMar w:top="1440" w:right="1440" w:bottom="1440" w:left="1440" w:header="708" w:footer="708" w:gutter="0"/>
+      <w:pgSz w:w="11909" w:h="16834"/>
+      <w:pgMar w:top="1152" w:right="1224" w:bottom="1152" w:left="1224" w:header="720" w:footer="720" w:gutter="0"/>
       <w:cols w:space="720"/>
       <w:docGrid w:linePitch="360"/>
     </w:sectPr>
@@ -461,12 +420,14 @@
     <w:qFormat/>
     <w:rsid w:val="00FC693F"/>
     <w:pPr>
-      <w:spacing w:before="0" w:after="160" w:line="276" w:lineRule="auto"/>
+      <w:widowControl/>
+      <w:spacing w:after="120" w:line="269" w:lineRule="auto"/>
     </w:pPr>
     <w:rPr>
-      <w:rFonts w:ascii="Arial" w:hAnsi="Arial" w:eastAsia="Arial"/>
+      <w:rFonts w:ascii="Arial" w:hAnsi="Arial"/>
       <w:color w:val="000000"/>
       <w:sz w:val="22"/>
+      <w:lang w:val="ru-RU"/>
     </w:rPr>
   </w:style>
   <w:style w:type="paragraph" w:styleId="Header">
@@ -810,18 +771,20 @@
     <w:qFormat/>
     <w:rsid w:val="00FC693F"/>
     <w:pPr>
+      <w:keepNext/>
       <w:pBdr>
         <w:bottom w:val="single" w:sz="8" w:space="4" w:color="4F81BD" w:themeColor="accent1"/>
       </w:pBdr>
-      <w:spacing w:after="300" w:line="240" w:lineRule="auto"/>
+      <w:spacing w:after="280" w:line="240" w:lineRule="auto"/>
       <w:contextualSpacing/>
     </w:pPr>
     <w:rPr>
-      <w:rFonts w:asciiTheme="majorHAnsi" w:eastAsiaTheme="majorEastAsia" w:hAnsiTheme="majorHAnsi" w:cstheme="majorBidi"/>
-      <w:color w:val="17365D" w:themeColor="text2" w:themeShade="BF"/>
+      <w:rFonts w:asciiTheme="majorHAnsi" w:eastAsiaTheme="majorEastAsia" w:hAnsiTheme="majorHAnsi" w:cstheme="majorBidi" w:ascii="Arial" w:hAnsi="Arial"/>
+      <w:b/>
+      <w:color w:val="000000"/>
       <w:spacing w:val="5"/>
       <w:kern w:val="28"/>
-      <w:sz w:val="52"/>
+      <w:sz w:val="34"/>
       <w:szCs w:val="52"/>
     </w:rPr>
   </w:style>
@@ -12150,18 +12113,6 @@
         <w:shd w:val="clear" w:color="auto" w:fill="FBCAA2" w:themeFill="accent6" w:themeFillTint="7F"/>
       </w:tcPr>
     </w:tblStylePr>
-  </w:style>
-  <w:style w:type="paragraph" w:customStyle="1" w:styleId="Moral">
-    <w:name w:val="Moral"/>
-    <w:basedOn w:val="Normal"/>
-    <w:pPr>
-      <w:spacing w:before="160" w:after="0" w:line="276" w:lineRule="auto"/>
-    </w:pPr>
-    <w:rPr>
-      <w:rFonts w:ascii="Arial" w:hAnsi="Arial" w:eastAsia="Arial"/>
-      <w:i/>
-      <w:sz w:val="22"/>
-    </w:rPr>
   </w:style>
 </w:styles>
 </file>
